--- a/output/docx/es/BUFRCREX_TableB_es_19.docx
+++ b/output/docx/es/BUFRCREX_TableB_es_19.docx
@@ -633,7 +633,7 @@
                 <w:b w:val="0"/>
                 <w:sz w:val="16"/>
               </w:rPr>
-              <w:t>Note 138: El radio real de la característica se definirá en función del radio de la isobara de 1000 hPa al nivel medio del mar.</w:t>
+              <w:t>Note B138: El radio real de la característica se definirá en función del radio de la isobara de 1000 hPa al nivel medio del mar.</w:t>
             </w:r>
           </w:p>
         </w:tc>
@@ -826,7 +826,7 @@
                 <w:b w:val="0"/>
                 <w:sz w:val="16"/>
               </w:rPr>
-              <w:t>Note 99: Se indicarán el viento máximo y el radio efectivo del viento máximo mediante las referencias 0 19 003 y 0 19 004.</w:t>
+              <w:t>Note B99: Se indicarán el viento máximo y el radio efectivo del viento máximo mediante las referencias 0 19 003 y 0 19 004.</w:t>
             </w:r>
           </w:p>
         </w:tc>
@@ -1019,7 +1019,7 @@
                 <w:b w:val="0"/>
                 <w:sz w:val="16"/>
               </w:rPr>
-              <w:t>Note 99: Se indicarán el viento máximo y el radio efectivo del viento máximo mediante las referencias 0 19 003 y 0 19 004.</w:t>
+              <w:t>Note B99: Se indicarán el viento máximo y el radio efectivo del viento máximo mediante las referencias 0 19 003 y 0 19 004.</w:t>
             </w:r>
           </w:p>
         </w:tc>
@@ -1212,7 +1212,7 @@
                 <w:b w:val="0"/>
                 <w:sz w:val="16"/>
               </w:rPr>
-              <w:t>Note 73: Para representar el intervalo de tiempo requerido, se debe incluir dos veces el descriptor 0 04 024.</w:t>
+              <w:t>Note B73: Para una característica estacionaria, tanto la dirección del desplazamiento de la característica (0 19 005) como la velocidad del desplazamiento de la característica (0 19 006) se cifrarán en cero. I.2 – BUFR/CREX Tabla B/19 – 3</w:t>
             </w:r>
           </w:p>
         </w:tc>
@@ -1405,7 +1405,7 @@
                 <w:b w:val="0"/>
                 <w:sz w:val="16"/>
               </w:rPr>
-              <w:t>Note 73: Para representar el intervalo de tiempo requerido, se debe incluir dos veces el descriptor 0 04 024.</w:t>
+              <w:t>Note B73: Para una característica estacionaria, tanto la dirección del desplazamiento de la característica (0 19 005) como la velocidad del desplazamiento de la característica (0 19 006) se cifrarán en cero. I.2 – BUFR/CREX Tabla B/19 – 3</w:t>
             </w:r>
           </w:p>
         </w:tc>
